--- a/week8/Stage_5_SmartCare_v05_Architecture_Workbook.docx
+++ b/week8/Stage_5_SmartCare_v05_Architecture_Workbook.docx
@@ -1,6 +1,6 @@
 
 <file path=word/document.xml><?xml version="1.0" encoding="utf-8"?>
-<w:document xmlns:wpc="http://schemas.microsoft.com/office/word/2010/wordprocessingCanvas" xmlns:cx="http://schemas.microsoft.com/office/drawing/2014/chartex" xmlns:cx1="http://schemas.microsoft.com/office/drawing/2015/9/8/chartex" xmlns:cx2="http://schemas.microsoft.com/office/drawing/2015/10/21/chartex" xmlns:cx3="http://schemas.microsoft.com/office/drawing/2016/5/9/chartex" xmlns:cx4="http://schemas.microsoft.com/office/drawing/2016/5/10/chartex" xmlns:cx5="http://schemas.microsoft.com/office/drawing/2016/5/11/chartex" xmlns:cx6="http://schemas.microsoft.com/office/drawing/2016/5/12/chartex" xmlns:cx7="http://schemas.microsoft.com/office/drawing/2016/5/13/chartex" xmlns:cx8="http://schemas.microsoft.com/office/drawing/2016/5/14/chartex" xmlns:mc="http://schemas.openxmlformats.org/markup-compatibility/2006" xmlns:aink="http://schemas.microsoft.com/office/drawing/2016/ink" xmlns:am3d="http://schemas.microsoft.com/office/drawing/2017/model3d" xmlns:o="urn:schemas-microsoft-com:office:office" xmlns:oel="http://schemas.microsoft.com/office/2019/extlst" xmlns:r="http://schemas.openxmlformats.org/officeDocument/2006/relationships" xmlns:m="http://schemas.openxmlformats.org/officeDocument/2006/math" xmlns:v="urn:schemas-microsoft-com:vml" xmlns:wp14="http://schemas.microsoft.com/office/word/2010/wordprocessingDrawing" xmlns:wp="http://schemas.openxmlformats.org/drawingml/2006/wordprocessingDrawing" xmlns:w10="urn:schemas-microsoft-com:office:word" xmlns:w="http://schemas.openxmlformats.org/wordprocessingml/2006/main" xmlns:w14="http://schemas.microsoft.com/office/word/2010/wordml" xmlns:w15="http://schemas.microsoft.com/office/word/2012/wordml" xmlns:w16cei="http://schemas.microsoft.com/office/word/2026/wordml/cei" xmlns:w16cex="http://schemas.microsoft.com/office/word/2018/wordml/cex" xmlns:w16cid="http://schemas.microsoft.com/office/word/2016/wordml/cid" xmlns:w16="http://schemas.microsoft.com/office/word/2018/wordml" xmlns:w16du="http://schemas.microsoft.com/office/word/2023/wordml/word16du" xmlns:w16sdtdh="http://schemas.microsoft.com/office/word/2020/wordml/sdtdatahash" xmlns:w16sdtfl="http://schemas.microsoft.com/office/word/2024/wordml/sdtformatlock" xmlns:w16se="http://schemas.microsoft.com/office/word/2015/wordml/symex" xmlns:wpg="http://schemas.microsoft.com/office/word/2010/wordprocessingGroup" xmlns:wpi="http://schemas.microsoft.com/office/word/2010/wordprocessingInk" xmlns:wne="http://schemas.microsoft.com/office/word/2006/wordml" xmlns:wps="http://schemas.microsoft.com/office/word/2010/wordprocessingShape" mc:Ignorable="w14 w15 w16se w16cid w16 w16cex w16sdtdh w16sdtfl w16du wp14">
+<w:document xmlns:wpc="http://schemas.microsoft.com/office/word/2010/wordprocessingCanvas" xmlns:cx="http://schemas.microsoft.com/office/drawing/2014/chartex" xmlns:cx1="http://schemas.microsoft.com/office/drawing/2015/9/8/chartex" xmlns:cx2="http://schemas.microsoft.com/office/drawing/2015/10/21/chartex" xmlns:cx3="http://schemas.microsoft.com/office/drawing/2016/5/9/chartex" xmlns:cx4="http://schemas.microsoft.com/office/drawing/2016/5/10/chartex" xmlns:cx5="http://schemas.microsoft.com/office/drawing/2016/5/11/chartex" xmlns:cx6="http://schemas.microsoft.com/office/drawing/2016/5/12/chartex" xmlns:cx7="http://schemas.microsoft.com/office/drawing/2016/5/13/chartex" xmlns:cx8="http://schemas.microsoft.com/office/drawing/2016/5/14/chartex" xmlns:mc="http://schemas.openxmlformats.org/markup-compatibility/2006" xmlns:aink="http://schemas.microsoft.com/office/drawing/2016/ink" xmlns:am3d="http://schemas.microsoft.com/office/drawing/2017/model3d" xmlns:o="urn:schemas-microsoft-com:office:office" xmlns:oel="http://schemas.microsoft.com/office/2019/extlst" xmlns:r="http://schemas.openxmlformats.org/officeDocument/2006/relationships" xmlns:m="http://schemas.openxmlformats.org/officeDocument/2006/math" xmlns:v="urn:schemas-microsoft-com:vml" xmlns:wp14="http://schemas.microsoft.com/office/word/2010/wordprocessingDrawing" xmlns:wp="http://schemas.openxmlformats.org/drawingml/2006/wordprocessingDrawing" xmlns:w10="urn:schemas-microsoft-com:office:word" xmlns:w="http://schemas.openxmlformats.org/wordprocessingml/2006/main" xmlns:w14="http://schemas.microsoft.com/office/word/2010/wordml" xmlns:w15="http://schemas.microsoft.com/office/word/2012/wordml" xmlns:w16cex="http://schemas.microsoft.com/office/word/2018/wordml/cex" xmlns:w16cid="http://schemas.microsoft.com/office/word/2016/wordml/cid" xmlns:w16="http://schemas.microsoft.com/office/word/2018/wordml" xmlns:w16du="http://schemas.microsoft.com/office/word/2023/wordml/word16du" xmlns:w16sdtdh="http://schemas.microsoft.com/office/word/2020/wordml/sdtdatahash" xmlns:w16sdtfl="http://schemas.microsoft.com/office/word/2024/wordml/sdtformatlock" xmlns:w16se="http://schemas.microsoft.com/office/word/2015/wordml/symex" xmlns:wpg="http://schemas.microsoft.com/office/word/2010/wordprocessingGroup" xmlns:wpi="http://schemas.microsoft.com/office/word/2010/wordprocessingInk" xmlns:wne="http://schemas.microsoft.com/office/word/2006/wordml" xmlns:wps="http://schemas.microsoft.com/office/word/2010/wordprocessingShape" mc:Ignorable="w14 w15 w16se w16cid w16 w16cex w16sdtdh w16sdtfl w16du wp14">
   <w:body>
     <w:p>
       <w:pPr>
@@ -37,18 +37,19 @@
       <w:tblPr>
         <w:tblStyle w:val="TableGrid"/>
         <w:tblW w:w="0" w:type="auto"/>
+        <w:tblLayout w:type="fixed"/>
         <w:tblLook w:val="04A0" w:firstRow="1" w:lastRow="0" w:firstColumn="1" w:lastColumn="0" w:noHBand="0" w:noVBand="1"/>
       </w:tblPr>
       <w:tblGrid>
-        <w:gridCol w:w="2520"/>
-        <w:gridCol w:w="2520"/>
-        <w:gridCol w:w="2520"/>
-        <w:gridCol w:w="2520"/>
+        <w:gridCol w:w="1809"/>
+        <w:gridCol w:w="2835"/>
+        <w:gridCol w:w="2835"/>
+        <w:gridCol w:w="2817"/>
       </w:tblGrid>
       <w:tr>
         <w:tc>
           <w:tcPr>
-            <w:tcW w:w="2520" w:type="dxa"/>
+            <w:tcW w:w="1809" w:type="dxa"/>
           </w:tcPr>
           <w:p>
             <w:r>
@@ -58,7 +59,7 @@
         </w:tc>
         <w:tc>
           <w:tcPr>
-            <w:tcW w:w="2520" w:type="dxa"/>
+            <w:tcW w:w="2835" w:type="dxa"/>
           </w:tcPr>
           <w:p>
             <w:r>
@@ -68,7 +69,7 @@
         </w:tc>
         <w:tc>
           <w:tcPr>
-            <w:tcW w:w="2520" w:type="dxa"/>
+            <w:tcW w:w="2835" w:type="dxa"/>
           </w:tcPr>
           <w:p>
             <w:r>
@@ -78,7 +79,7 @@
         </w:tc>
         <w:tc>
           <w:tcPr>
-            <w:tcW w:w="2520" w:type="dxa"/>
+            <w:tcW w:w="2817" w:type="dxa"/>
           </w:tcPr>
           <w:p>
             <w:r>
@@ -90,183 +91,502 @@
       <w:tr>
         <w:tc>
           <w:tcPr>
-            <w:tcW w:w="2520" w:type="dxa"/>
+            <w:tcW w:w="1809" w:type="dxa"/>
           </w:tcPr>
-          <w:p/>
+          <w:p>
+            <w:r>
+              <w:t>No package boundaries</w:t>
+            </w:r>
+          </w:p>
         </w:tc>
         <w:tc>
           <w:tcPr>
-            <w:tcW w:w="2520" w:type="dxa"/>
+            <w:tcW w:w="2835" w:type="dxa"/>
           </w:tcPr>
-          <w:p/>
+          <w:p>
+            <w:r>
+              <w:t xml:space="preserve">All domain classes, the </w:t>
+            </w:r>
+            <w:proofErr w:type="spellStart"/>
+            <w:r>
+              <w:t>enum</w:t>
+            </w:r>
+            <w:proofErr w:type="spellEnd"/>
+            <w:r>
+              <w:t xml:space="preserve"> and the exception lived in one flat file, smartcare_v04.py.</w:t>
+            </w:r>
+          </w:p>
         </w:tc>
         <w:tc>
           <w:tcPr>
-            <w:tcW w:w="2520" w:type="dxa"/>
+            <w:tcW w:w="2835" w:type="dxa"/>
           </w:tcPr>
-          <w:p/>
+          <w:p>
+            <w:r>
+              <w:t>Nothing stops a future change from adding persistence or printing straight into that file - there was no structural line to cross.</w:t>
+            </w:r>
+          </w:p>
         </w:tc>
         <w:tc>
           <w:tcPr>
-            <w:tcW w:w="2520" w:type="dxa"/>
+            <w:tcW w:w="2817" w:type="dxa"/>
           </w:tcPr>
-          <w:p/>
+          <w:p>
+            <w:r>
+              <w:t>Split into domain/, services/, repositories/, persistence/, presentation/ (Part C).</w:t>
+            </w:r>
+          </w:p>
         </w:tc>
       </w:tr>
       <w:tr>
         <w:tc>
           <w:tcPr>
-            <w:tcW w:w="2520" w:type="dxa"/>
+            <w:tcW w:w="1809" w:type="dxa"/>
           </w:tcPr>
-          <w:p/>
+          <w:p>
+            <w:r>
+              <w:t>Workflow coordination placed on a domain entity</w:t>
+            </w:r>
+          </w:p>
         </w:tc>
         <w:tc>
           <w:tcPr>
-            <w:tcW w:w="2520" w:type="dxa"/>
+            <w:tcW w:w="2835" w:type="dxa"/>
           </w:tcPr>
-          <w:p/>
+          <w:p>
+            <w:proofErr w:type="spellStart"/>
+            <w:r>
+              <w:t>Patient.book_</w:t>
+            </w:r>
+            <w:proofErr w:type="gramStart"/>
+            <w:r>
+              <w:t>appointment</w:t>
+            </w:r>
+            <w:proofErr w:type="spellEnd"/>
+            <w:r>
+              <w:t>(</w:t>
+            </w:r>
+            <w:proofErr w:type="gramEnd"/>
+            <w:r>
+              <w:t>practitioner, when) was responsible for checking a conflict on another object (Practitioner) and creating a third (Appointment) - three objects for one use case, all coordinated from inside Patient.</w:t>
+            </w:r>
+          </w:p>
         </w:tc>
         <w:tc>
           <w:tcPr>
-            <w:tcW w:w="2520" w:type="dxa"/>
+            <w:tcW w:w="2835" w:type="dxa"/>
           </w:tcPr>
-          <w:p/>
+          <w:p>
+            <w:proofErr w:type="gramStart"/>
+            <w:r>
+              <w:t>Patient carries</w:t>
+            </w:r>
+            <w:proofErr w:type="gramEnd"/>
+            <w:r>
+              <w:t xml:space="preserve"> </w:t>
+            </w:r>
+            <w:proofErr w:type="gramStart"/>
+            <w:r>
+              <w:t>a responsibility</w:t>
+            </w:r>
+            <w:proofErr w:type="gramEnd"/>
+            <w:r>
+              <w:t xml:space="preserve"> (orchestrating a multi-object use case) that has nothing to do with what a patient is.</w:t>
+            </w:r>
+          </w:p>
         </w:tc>
         <w:tc>
           <w:tcPr>
-            <w:tcW w:w="2520" w:type="dxa"/>
+            <w:tcW w:w="2817" w:type="dxa"/>
           </w:tcPr>
-          <w:p/>
+          <w:p>
+            <w:r>
+              <w:t xml:space="preserve">Moved to </w:t>
+            </w:r>
+            <w:proofErr w:type="gramStart"/>
+            <w:r>
+              <w:t>services/</w:t>
+            </w:r>
+            <w:proofErr w:type="spellStart"/>
+            <w:r>
+              <w:t>AppointmentService.book_appointment</w:t>
+            </w:r>
+            <w:proofErr w:type="spellEnd"/>
+            <w:r>
+              <w:t>(</w:t>
+            </w:r>
+            <w:proofErr w:type="gramEnd"/>
+            <w:r>
+              <w:t>) (Part D).</w:t>
+            </w:r>
+          </w:p>
         </w:tc>
       </w:tr>
       <w:tr>
         <w:tc>
           <w:tcPr>
-            <w:tcW w:w="2520" w:type="dxa"/>
+            <w:tcW w:w="1809" w:type="dxa"/>
           </w:tcPr>
-          <w:p/>
+          <w:p>
+            <w:proofErr w:type="spellStart"/>
+            <w:r>
+              <w:t>has_</w:t>
+            </w:r>
+            <w:proofErr w:type="gramStart"/>
+            <w:r>
+              <w:t>conflict</w:t>
+            </w:r>
+            <w:proofErr w:type="spellEnd"/>
+            <w:r>
+              <w:t>(</w:t>
+            </w:r>
+            <w:proofErr w:type="gramEnd"/>
+            <w:r>
+              <w:t>) was missing from the code entirely</w:t>
+            </w:r>
+          </w:p>
         </w:tc>
         <w:tc>
           <w:tcPr>
-            <w:tcW w:w="2520" w:type="dxa"/>
+            <w:tcW w:w="2835" w:type="dxa"/>
           </w:tcPr>
-          <w:p/>
+          <w:p>
+            <w:r>
+              <w:t>The approved UML diagram shows three Practitioner operations (</w:t>
+            </w:r>
+            <w:proofErr w:type="spellStart"/>
+            <w:r>
+              <w:t>get_schedule</w:t>
+            </w:r>
+            <w:proofErr w:type="spellEnd"/>
+            <w:r>
+              <w:t xml:space="preserve">, </w:t>
+            </w:r>
+            <w:proofErr w:type="spellStart"/>
+            <w:r>
+              <w:t>has_conflict</w:t>
+            </w:r>
+            <w:proofErr w:type="spellEnd"/>
+            <w:r>
+              <w:t xml:space="preserve">, </w:t>
+            </w:r>
+            <w:proofErr w:type="spellStart"/>
+            <w:r>
+              <w:t>update_status</w:t>
+            </w:r>
+            <w:proofErr w:type="spellEnd"/>
+            <w:r>
+              <w:t xml:space="preserve">). The submitted code only had two - </w:t>
+            </w:r>
+            <w:proofErr w:type="spellStart"/>
+            <w:r>
+              <w:t>get_</w:t>
+            </w:r>
+            <w:proofErr w:type="gramStart"/>
+            <w:r>
+              <w:t>schedule</w:t>
+            </w:r>
+            <w:proofErr w:type="spellEnd"/>
+            <w:r>
+              <w:t>(</w:t>
+            </w:r>
+            <w:proofErr w:type="gramEnd"/>
+            <w:r>
+              <w:t xml:space="preserve">)'s stub error text still read "...to check for appointment conflicts", a leftover from </w:t>
+            </w:r>
+            <w:proofErr w:type="spellStart"/>
+            <w:r>
+              <w:t>has_conflict's</w:t>
+            </w:r>
+            <w:proofErr w:type="spellEnd"/>
+            <w:r>
+              <w:t xml:space="preserve"> own message.</w:t>
+            </w:r>
+          </w:p>
         </w:tc>
         <w:tc>
           <w:tcPr>
-            <w:tcW w:w="2520" w:type="dxa"/>
+            <w:tcW w:w="2835" w:type="dxa"/>
           </w:tcPr>
-          <w:p/>
+          <w:p>
+            <w:r>
+              <w:t>The Service could not coordinate booking (FR-02) without a real conflict check, and the code no longer matched the team's own approved design.</w:t>
+            </w:r>
+          </w:p>
         </w:tc>
         <w:tc>
           <w:tcPr>
-            <w:tcW w:w="2520" w:type="dxa"/>
+            <w:tcW w:w="2817" w:type="dxa"/>
           </w:tcPr>
-          <w:p/>
+          <w:p>
+            <w:r>
+              <w:t xml:space="preserve">Restored as its own method in Part D; </w:t>
+            </w:r>
+            <w:proofErr w:type="spellStart"/>
+            <w:r>
+              <w:t>get_</w:t>
+            </w:r>
+            <w:proofErr w:type="gramStart"/>
+            <w:r>
+              <w:t>schedule</w:t>
+            </w:r>
+            <w:proofErr w:type="spellEnd"/>
+            <w:r>
+              <w:t>(</w:t>
+            </w:r>
+            <w:proofErr w:type="gramEnd"/>
+            <w:r>
+              <w:t>)'s error text corrected to describe its own job.</w:t>
+            </w:r>
+          </w:p>
         </w:tc>
       </w:tr>
       <w:tr>
         <w:tc>
           <w:tcPr>
-            <w:tcW w:w="2520" w:type="dxa"/>
+            <w:tcW w:w="1809" w:type="dxa"/>
           </w:tcPr>
-          <w:p/>
+          <w:p>
+            <w:proofErr w:type="spellStart"/>
+            <w:r>
+              <w:t>Practitioner.appointments</w:t>
+            </w:r>
+            <w:proofErr w:type="spellEnd"/>
+            <w:r>
+              <w:t xml:space="preserve"> was a fully public mutable list</w:t>
+            </w:r>
+          </w:p>
         </w:tc>
         <w:tc>
           <w:tcPr>
-            <w:tcW w:w="2520" w:type="dxa"/>
+            <w:tcW w:w="2835" w:type="dxa"/>
           </w:tcPr>
-          <w:p/>
+          <w:p>
+            <w:proofErr w:type="spellStart"/>
+            <w:proofErr w:type="gramStart"/>
+            <w:r>
+              <w:t>self.appointments</w:t>
+            </w:r>
+            <w:proofErr w:type="spellEnd"/>
+            <w:proofErr w:type="gramEnd"/>
+            <w:r>
+              <w:t xml:space="preserve">: </w:t>
+            </w:r>
+            <w:proofErr w:type="gramStart"/>
+            <w:r>
+              <w:t>list[</w:t>
+            </w:r>
+            <w:proofErr w:type="gramEnd"/>
+            <w:r>
+              <w:t>Appointment] = [] in the constructor, with no leading underscore at all.</w:t>
+            </w:r>
+          </w:p>
         </w:tc>
         <w:tc>
           <w:tcPr>
-            <w:tcW w:w="2520" w:type="dxa"/>
+            <w:tcW w:w="2835" w:type="dxa"/>
           </w:tcPr>
-          <w:p/>
+          <w:p>
+            <w:r>
+              <w:t xml:space="preserve">Once </w:t>
+            </w:r>
+            <w:proofErr w:type="spellStart"/>
+            <w:r>
+              <w:t>AppointmentService</w:t>
+            </w:r>
+            <w:proofErr w:type="spellEnd"/>
+            <w:r>
+              <w:t xml:space="preserve"> needed to link a new appointment to a practitioner, any other code could also append to (or corrupt) that same list.</w:t>
+            </w:r>
+          </w:p>
         </w:tc>
         <w:tc>
           <w:tcPr>
-            <w:tcW w:w="2520" w:type="dxa"/>
+            <w:tcW w:w="2817" w:type="dxa"/>
           </w:tcPr>
-          <w:p/>
+          <w:p>
+            <w:r>
+              <w:t xml:space="preserve">Replaced with </w:t>
+            </w:r>
+            <w:proofErr w:type="spellStart"/>
+            <w:r>
+              <w:t>add_</w:t>
+            </w:r>
+            <w:proofErr w:type="gramStart"/>
+            <w:r>
+              <w:t>appointment</w:t>
+            </w:r>
+            <w:proofErr w:type="spellEnd"/>
+            <w:r>
+              <w:t>(</w:t>
+            </w:r>
+            <w:proofErr w:type="gramEnd"/>
+            <w:r>
+              <w:t>) and a read-only appointments property (Part G, after Part F's AI review raised it).</w:t>
+            </w:r>
+          </w:p>
         </w:tc>
       </w:tr>
       <w:tr>
         <w:tc>
           <w:tcPr>
-            <w:tcW w:w="2520" w:type="dxa"/>
+            <w:tcW w:w="1809" w:type="dxa"/>
           </w:tcPr>
-          <w:p/>
+          <w:p>
+            <w:r>
+              <w:t>No persistence exists at all</w:t>
+            </w:r>
+          </w:p>
         </w:tc>
         <w:tc>
           <w:tcPr>
-            <w:tcW w:w="2520" w:type="dxa"/>
+            <w:tcW w:w="2835" w:type="dxa"/>
           </w:tcPr>
-          <w:p/>
+          <w:p>
+            <w:r>
+              <w:t>No FR asks for appointments to survive after the program ends; nothing reads or writes a file or database.</w:t>
+            </w:r>
+          </w:p>
         </w:tc>
         <w:tc>
           <w:tcPr>
-            <w:tcW w:w="2520" w:type="dxa"/>
+            <w:tcW w:w="2835" w:type="dxa"/>
           </w:tcPr>
-          <w:p/>
+          <w:p>
+            <w:r>
+              <w:t>Part B's proposed Repository/Persistence layers describe a boundary for data that does not exist as a requirement yet.</w:t>
+            </w:r>
+          </w:p>
         </w:tc>
         <w:tc>
           <w:tcPr>
-            <w:tcW w:w="2520" w:type="dxa"/>
+            <w:tcW w:w="2817" w:type="dxa"/>
           </w:tcPr>
-          <w:p/>
+          <w:p>
+            <w:r>
+              <w:t>Added an in-memory repository only (Part E) - the simplest thing that satisfies the contract without inventing storage nobody asked for.</w:t>
+            </w:r>
+          </w:p>
         </w:tc>
       </w:tr>
       <w:tr>
         <w:tc>
           <w:tcPr>
-            <w:tcW w:w="2520" w:type="dxa"/>
+            <w:tcW w:w="1809" w:type="dxa"/>
           </w:tcPr>
-          <w:p/>
+          <w:p>
+            <w:r>
+              <w:t>No presentation code exists at all</w:t>
+            </w:r>
+          </w:p>
         </w:tc>
         <w:tc>
           <w:tcPr>
-            <w:tcW w:w="2520" w:type="dxa"/>
+            <w:tcW w:w="2835" w:type="dxa"/>
           </w:tcPr>
-          <w:p/>
+          <w:p>
+            <w:r>
+              <w:t xml:space="preserve">Unlike Stage 4's working file, this submission has no __main__ block and no </w:t>
+            </w:r>
+            <w:proofErr w:type="gramStart"/>
+            <w:r>
+              <w:t>print(</w:t>
+            </w:r>
+            <w:proofErr w:type="gramEnd"/>
+            <w:r>
+              <w:t>) anywhere.</w:t>
+            </w:r>
+          </w:p>
         </w:tc>
         <w:tc>
           <w:tcPr>
-            <w:tcW w:w="2520" w:type="dxa"/>
+            <w:tcW w:w="2835" w:type="dxa"/>
           </w:tcPr>
-          <w:p/>
+          <w:p>
+            <w:r>
+              <w:t>There was nothing to "move" into a presentation layer - Part C's presentation/ package starts empty.</w:t>
+            </w:r>
+          </w:p>
         </w:tc>
         <w:tc>
           <w:tcPr>
-            <w:tcW w:w="2520" w:type="dxa"/>
+            <w:tcW w:w="2817" w:type="dxa"/>
           </w:tcPr>
-          <w:p/>
+          <w:p>
+            <w:r>
+              <w:t xml:space="preserve">A small new cli.py was written only to demonstrate the Service/Repository wiring (Part C); flagged as </w:t>
+            </w:r>
+            <w:r>
+              <w:lastRenderedPageBreak/>
+              <w:t>new code, not a move, since nothing existed to move.</w:t>
+            </w:r>
+          </w:p>
         </w:tc>
       </w:tr>
       <w:tr>
         <w:tc>
           <w:tcPr>
-            <w:tcW w:w="2520" w:type="dxa"/>
+            <w:tcW w:w="1809" w:type="dxa"/>
           </w:tcPr>
-          <w:p/>
+          <w:p>
+            <w:r>
+              <w:lastRenderedPageBreak/>
+              <w:t>No id-generation scheme</w:t>
+            </w:r>
+          </w:p>
         </w:tc>
         <w:tc>
           <w:tcPr>
-            <w:tcW w:w="2520" w:type="dxa"/>
+            <w:tcW w:w="2835" w:type="dxa"/>
           </w:tcPr>
-          <w:p/>
+          <w:p>
+            <w:r>
+              <w:t xml:space="preserve">Appointment's constructor takes </w:t>
+            </w:r>
+            <w:proofErr w:type="spellStart"/>
+            <w:r>
+              <w:t>appointment_id</w:t>
+            </w:r>
+            <w:proofErr w:type="spellEnd"/>
+            <w:r>
+              <w:t xml:space="preserve"> as a plain argument; nothing in v0.2 states how one should be produced.</w:t>
+            </w:r>
+          </w:p>
         </w:tc>
         <w:tc>
           <w:tcPr>
-            <w:tcW w:w="2520" w:type="dxa"/>
+            <w:tcW w:w="2835" w:type="dxa"/>
           </w:tcPr>
-          <w:p/>
+          <w:p>
+            <w:r>
+              <w:t xml:space="preserve">Whoever calls the constructor </w:t>
+            </w:r>
+            <w:proofErr w:type="gramStart"/>
+            <w:r>
+              <w:t>has to</w:t>
+            </w:r>
+            <w:proofErr w:type="gramEnd"/>
+            <w:r>
+              <w:t xml:space="preserve"> invent an id - left open since Stage 3.</w:t>
+            </w:r>
+          </w:p>
         </w:tc>
         <w:tc>
           <w:tcPr>
-            <w:tcW w:w="2520" w:type="dxa"/>
+            <w:tcW w:w="2817" w:type="dxa"/>
           </w:tcPr>
-          <w:p/>
+          <w:p>
+            <w:proofErr w:type="spellStart"/>
+            <w:proofErr w:type="gramStart"/>
+            <w:r>
+              <w:t>AppointmentService</w:t>
+            </w:r>
+            <w:proofErr w:type="spellEnd"/>
+            <w:proofErr w:type="gramEnd"/>
+            <w:r>
+              <w:t xml:space="preserve"> generates ids with an injectable counter (Part D, made injectable in Part G); flagged as an assumption to confirm with the client.</w:t>
+            </w:r>
+          </w:p>
         </w:tc>
       </w:tr>
     </w:tbl>
@@ -336,13 +656,21 @@
           <w:tcPr>
             <w:tcW w:w="3360" w:type="dxa"/>
           </w:tcPr>
-          <w:p/>
+          <w:p>
+            <w:r>
+              <w:t>Show output to a person; wire concrete classes together (the composition root).</w:t>
+            </w:r>
+          </w:p>
         </w:tc>
         <w:tc>
           <w:tcPr>
             <w:tcW w:w="3360" w:type="dxa"/>
           </w:tcPr>
-          <w:p/>
+          <w:p>
+            <w:r>
+              <w:t>Domain rules, SQL or any other persistence detail, workflow coordination logic.</w:t>
+            </w:r>
+          </w:p>
         </w:tc>
       </w:tr>
       <w:tr>
@@ -360,13 +688,29 @@
           <w:tcPr>
             <w:tcW w:w="3360" w:type="dxa"/>
           </w:tcPr>
-          <w:p/>
+          <w:p>
+            <w:r>
+              <w:t>Coordinate a use case across more than one domain object (e.g. booking); generate things a use case needs, like an id.</w:t>
+            </w:r>
+          </w:p>
         </w:tc>
         <w:tc>
           <w:tcPr>
             <w:tcW w:w="3360" w:type="dxa"/>
           </w:tcPr>
-          <w:p/>
+          <w:p>
+            <w:r>
+              <w:t xml:space="preserve">Business rules that a domain object already </w:t>
+            </w:r>
+            <w:proofErr w:type="gramStart"/>
+            <w:r>
+              <w:t>owns</w:t>
+            </w:r>
+            <w:proofErr w:type="gramEnd"/>
+            <w:r>
+              <w:t xml:space="preserve"> (status transitions, conflict logic); direct knowledge of how persistence works.</w:t>
+            </w:r>
+          </w:p>
         </w:tc>
       </w:tr>
       <w:tr>
@@ -384,13 +728,29 @@
           <w:tcPr>
             <w:tcW w:w="3360" w:type="dxa"/>
           </w:tcPr>
-          <w:p/>
+          <w:p>
+            <w:r>
+              <w:t>Own its own data and the rules that only need its own state (validation, status transitions, conflict checking against its own appointments).</w:t>
+            </w:r>
+          </w:p>
         </w:tc>
         <w:tc>
           <w:tcPr>
             <w:tcW w:w="3360" w:type="dxa"/>
           </w:tcPr>
-          <w:p/>
+          <w:p>
+            <w:r>
+              <w:t xml:space="preserve">Printing, file/database access, coordination of other domain objects' </w:t>
+            </w:r>
+            <w:proofErr w:type="gramStart"/>
+            <w:r>
+              <w:t>use</w:t>
+            </w:r>
+            <w:proofErr w:type="gramEnd"/>
+            <w:r>
+              <w:t xml:space="preserve"> cases.</w:t>
+            </w:r>
+          </w:p>
         </w:tc>
       </w:tr>
       <w:tr>
@@ -408,13 +768,21 @@
           <w:tcPr>
             <w:tcW w:w="3360" w:type="dxa"/>
           </w:tcPr>
-          <w:p/>
+          <w:p>
+            <w:r>
+              <w:t>Declare the operations a service needs to save/retrieve domain objects, as an abstraction.</w:t>
+            </w:r>
+          </w:p>
         </w:tc>
         <w:tc>
           <w:tcPr>
             <w:tcW w:w="3360" w:type="dxa"/>
           </w:tcPr>
-          <w:p/>
+          <w:p>
+            <w:r>
+              <w:t>Any actual implementation detail (no SQL, no file paths, nothing concrete).</w:t>
+            </w:r>
+          </w:p>
         </w:tc>
       </w:tr>
       <w:tr>
@@ -432,13 +800,21 @@
           <w:tcPr>
             <w:tcW w:w="3360" w:type="dxa"/>
           </w:tcPr>
-          <w:p/>
+          <w:p>
+            <w:r>
+              <w:t>Implement the repository abstraction using a real storage mechanism.</w:t>
+            </w:r>
+          </w:p>
         </w:tc>
         <w:tc>
           <w:tcPr>
             <w:tcW w:w="3360" w:type="dxa"/>
           </w:tcPr>
-          <w:p/>
+          <w:p>
+            <w:r>
+              <w:t>Business rules or workflow decisions - it only stores and returns what it's given.</w:t>
+            </w:r>
+          </w:p>
         </w:tc>
       </w:tr>
     </w:tbl>
@@ -456,6 +832,50 @@
       </w:r>
     </w:p>
     <w:p>
+      <w:r>
+        <w:rPr>
+          <w:noProof/>
+        </w:rPr>
+        <w:lastRenderedPageBreak/>
+        <w:drawing>
+          <wp:inline distT="0" distB="0" distL="0" distR="0" wp14:anchorId="7CEE7A11" wp14:editId="2BE64D62">
+            <wp:extent cx="6400800" cy="4678045"/>
+            <wp:effectExtent l="0" t="0" r="0" b="8255"/>
+            <wp:docPr id="1647852250" name="Picture 1"/>
+            <wp:cNvGraphicFramePr>
+              <a:graphicFrameLocks xmlns:a="http://schemas.openxmlformats.org/drawingml/2006/main" noChangeAspect="1"/>
+            </wp:cNvGraphicFramePr>
+            <a:graphic xmlns:a="http://schemas.openxmlformats.org/drawingml/2006/main">
+              <a:graphicData uri="http://schemas.openxmlformats.org/drawingml/2006/picture">
+                <pic:pic xmlns:pic="http://schemas.openxmlformats.org/drawingml/2006/picture">
+                  <pic:nvPicPr>
+                    <pic:cNvPr id="1647852250" name="Picture 1647852250"/>
+                    <pic:cNvPicPr/>
+                  </pic:nvPicPr>
+                  <pic:blipFill>
+                    <a:blip r:embed="rId6"/>
+                    <a:stretch>
+                      <a:fillRect/>
+                    </a:stretch>
+                  </pic:blipFill>
+                  <pic:spPr>
+                    <a:xfrm>
+                      <a:off x="0" y="0"/>
+                      <a:ext cx="6400800" cy="4678045"/>
+                    </a:xfrm>
+                    <a:prstGeom prst="rect">
+                      <a:avLst/>
+                    </a:prstGeom>
+                  </pic:spPr>
+                </pic:pic>
+              </a:graphicData>
+            </a:graphic>
+          </wp:inline>
+        </w:drawing>
+      </w:r>
+    </w:p>
+    <w:p/>
+    <w:p>
       <w:pPr>
         <w:pStyle w:val="Heading1"/>
       </w:pPr>
@@ -470,15 +890,15 @@
         <w:tblLook w:val="04A0" w:firstRow="1" w:lastRow="0" w:firstColumn="1" w:lastColumn="0" w:noHBand="0" w:noVBand="1"/>
       </w:tblPr>
       <w:tblGrid>
-        <w:gridCol w:w="2520"/>
-        <w:gridCol w:w="2520"/>
-        <w:gridCol w:w="2520"/>
-        <w:gridCol w:w="2520"/>
+        <w:gridCol w:w="1101"/>
+        <w:gridCol w:w="1559"/>
+        <w:gridCol w:w="3685"/>
+        <w:gridCol w:w="3735"/>
       </w:tblGrid>
       <w:tr>
         <w:tc>
           <w:tcPr>
-            <w:tcW w:w="2520" w:type="dxa"/>
+            <w:tcW w:w="1101" w:type="dxa"/>
           </w:tcPr>
           <w:p>
             <w:r>
@@ -488,7 +908,7 @@
         </w:tc>
         <w:tc>
           <w:tcPr>
-            <w:tcW w:w="2520" w:type="dxa"/>
+            <w:tcW w:w="1559" w:type="dxa"/>
           </w:tcPr>
           <w:p>
             <w:r>
@@ -498,7 +918,7 @@
         </w:tc>
         <w:tc>
           <w:tcPr>
-            <w:tcW w:w="2520" w:type="dxa"/>
+            <w:tcW w:w="3685" w:type="dxa"/>
           </w:tcPr>
           <w:p>
             <w:r>
@@ -508,7 +928,7 @@
         </w:tc>
         <w:tc>
           <w:tcPr>
-            <w:tcW w:w="2520" w:type="dxa"/>
+            <w:tcW w:w="3735" w:type="dxa"/>
           </w:tcPr>
           <w:p>
             <w:r>
@@ -520,7 +940,7 @@
       <w:tr>
         <w:tc>
           <w:tcPr>
-            <w:tcW w:w="2520" w:type="dxa"/>
+            <w:tcW w:w="1101" w:type="dxa"/>
           </w:tcPr>
           <w:p>
             <w:r>
@@ -530,27 +950,68 @@
         </w:tc>
         <w:tc>
           <w:tcPr>
-            <w:tcW w:w="2520" w:type="dxa"/>
+            <w:tcW w:w="1559" w:type="dxa"/>
           </w:tcPr>
-          <w:p/>
+          <w:p>
+            <w:r>
+              <w:t>Yes</w:t>
+            </w:r>
+          </w:p>
         </w:tc>
         <w:tc>
           <w:tcPr>
-            <w:tcW w:w="2520" w:type="dxa"/>
+            <w:tcW w:w="3685" w:type="dxa"/>
           </w:tcPr>
-          <w:p/>
+          <w:p>
+            <w:proofErr w:type="spellStart"/>
+            <w:r>
+              <w:t>Patient.book_</w:t>
+            </w:r>
+            <w:proofErr w:type="gramStart"/>
+            <w:r>
+              <w:t>appointment</w:t>
+            </w:r>
+            <w:proofErr w:type="spellEnd"/>
+            <w:r>
+              <w:t>(</w:t>
+            </w:r>
+            <w:proofErr w:type="gramEnd"/>
+            <w:r>
+              <w:t>) had two reasons to change: a rule about patients, and a rule about how booking is coordinated across objects.</w:t>
+            </w:r>
+          </w:p>
         </w:tc>
         <w:tc>
           <w:tcPr>
-            <w:tcW w:w="2520" w:type="dxa"/>
+            <w:tcW w:w="3735" w:type="dxa"/>
           </w:tcPr>
-          <w:p/>
+          <w:p>
+            <w:r>
+              <w:t xml:space="preserve">Split: Patient keeps patient-only </w:t>
+            </w:r>
+            <w:proofErr w:type="spellStart"/>
+            <w:r>
+              <w:t>behaviour</w:t>
+            </w:r>
+            <w:proofErr w:type="spellEnd"/>
+            <w:r>
+              <w:t xml:space="preserve">; </w:t>
+            </w:r>
+            <w:proofErr w:type="spellStart"/>
+            <w:r>
+              <w:t>AppointmentService</w:t>
+            </w:r>
+            <w:proofErr w:type="spellEnd"/>
+            <w:r>
+              <w:t xml:space="preserve"> owns coordination.</w:t>
+            </w:r>
+          </w:p>
         </w:tc>
       </w:tr>
       <w:tr>
         <w:tc>
           <w:tcPr>
-            <w:tcW w:w="2520" w:type="dxa"/>
+            <w:tcW w:w="1101" w:type="dxa"/>
           </w:tcPr>
           <w:p>
             <w:r>
@@ -560,27 +1021,39 @@
         </w:tc>
         <w:tc>
           <w:tcPr>
-            <w:tcW w:w="2520" w:type="dxa"/>
+            <w:tcW w:w="1559" w:type="dxa"/>
           </w:tcPr>
-          <w:p/>
+          <w:p>
+            <w:r>
+              <w:t>Not really, yet</w:t>
+            </w:r>
+          </w:p>
         </w:tc>
         <w:tc>
           <w:tcPr>
-            <w:tcW w:w="2520" w:type="dxa"/>
+            <w:tcW w:w="3685" w:type="dxa"/>
           </w:tcPr>
-          <w:p/>
+          <w:p>
+            <w:r>
+              <w:t>Only one concrete AppointmentRepository exists, so there's nothing to extend yet.</w:t>
+            </w:r>
+          </w:p>
         </w:tc>
         <w:tc>
           <w:tcPr>
-            <w:tcW w:w="2520" w:type="dxa"/>
+            <w:tcW w:w="3735" w:type="dxa"/>
           </w:tcPr>
-          <w:p/>
+          <w:p>
+            <w:r>
+              <w:t>No change. Revisit if a second storage mechanism is ever needed - the abstraction already makes that possible.</w:t>
+            </w:r>
+          </w:p>
         </w:tc>
       </w:tr>
       <w:tr>
         <w:tc>
           <w:tcPr>
-            <w:tcW w:w="2520" w:type="dxa"/>
+            <w:tcW w:w="1101" w:type="dxa"/>
           </w:tcPr>
           <w:p>
             <w:r>
@@ -590,27 +1063,55 @@
         </w:tc>
         <w:tc>
           <w:tcPr>
-            <w:tcW w:w="2520" w:type="dxa"/>
+            <w:tcW w:w="1559" w:type="dxa"/>
           </w:tcPr>
-          <w:p/>
+          <w:p>
+            <w:r>
+              <w:t>Not really, yet</w:t>
+            </w:r>
+          </w:p>
         </w:tc>
         <w:tc>
           <w:tcPr>
-            <w:tcW w:w="2520" w:type="dxa"/>
+            <w:tcW w:w="3685" w:type="dxa"/>
           </w:tcPr>
-          <w:p/>
+          <w:p>
+            <w:r>
+              <w:t>Only one repository implementation exists, so substitutability can't be demonstrated yet.</w:t>
+            </w:r>
+          </w:p>
         </w:tc>
         <w:tc>
           <w:tcPr>
-            <w:tcW w:w="2520" w:type="dxa"/>
+            <w:tcW w:w="3735" w:type="dxa"/>
           </w:tcPr>
-          <w:p/>
+          <w:p>
+            <w:r>
+              <w:t xml:space="preserve">No change. The contract (add, </w:t>
+            </w:r>
+            <w:proofErr w:type="spellStart"/>
+            <w:r>
+              <w:t>get_by_id</w:t>
+            </w:r>
+            <w:proofErr w:type="spellEnd"/>
+            <w:r>
+              <w:t xml:space="preserve">) is small enough that a second implementation should be able to </w:t>
+            </w:r>
+            <w:proofErr w:type="spellStart"/>
+            <w:r>
+              <w:t>honour</w:t>
+            </w:r>
+            <w:proofErr w:type="spellEnd"/>
+            <w:r>
+              <w:t xml:space="preserve"> it without surprises.</w:t>
+            </w:r>
+          </w:p>
         </w:tc>
       </w:tr>
       <w:tr>
         <w:tc>
           <w:tcPr>
-            <w:tcW w:w="2520" w:type="dxa"/>
+            <w:tcW w:w="1101" w:type="dxa"/>
           </w:tcPr>
           <w:p>
             <w:r>
@@ -620,27 +1121,92 @@
         </w:tc>
         <w:tc>
           <w:tcPr>
-            <w:tcW w:w="2520" w:type="dxa"/>
+            <w:tcW w:w="1559" w:type="dxa"/>
           </w:tcPr>
-          <w:p/>
+          <w:p>
+            <w:r>
+              <w:t>Yes</w:t>
+            </w:r>
+          </w:p>
         </w:tc>
         <w:tc>
           <w:tcPr>
-            <w:tcW w:w="2520" w:type="dxa"/>
+            <w:tcW w:w="3685" w:type="dxa"/>
           </w:tcPr>
-          <w:p/>
+          <w:p>
+            <w:r>
+              <w:t xml:space="preserve">The repository contract has exactly two methods, both used </w:t>
+            </w:r>
+            <w:proofErr w:type="gramStart"/>
+            <w:r>
+              <w:t>by</w:t>
+            </w:r>
+            <w:proofErr w:type="gramEnd"/>
+            <w:r>
+              <w:t xml:space="preserve"> the </w:t>
+            </w:r>
+            <w:proofErr w:type="gramStart"/>
+            <w:r>
+              <w:t>one use</w:t>
+            </w:r>
+            <w:proofErr w:type="gramEnd"/>
+            <w:r>
+              <w:t xml:space="preserve"> case that exists (</w:t>
+            </w:r>
+            <w:proofErr w:type="spellStart"/>
+            <w:r>
+              <w:t>book_appointment</w:t>
+            </w:r>
+            <w:proofErr w:type="spellEnd"/>
+            <w:r>
+              <w:t xml:space="preserve"> needs </w:t>
+            </w:r>
+            <w:proofErr w:type="gramStart"/>
+            <w:r>
+              <w:t>add(</w:t>
+            </w:r>
+            <w:proofErr w:type="gramEnd"/>
+            <w:r>
+              <w:t xml:space="preserve">); Part G's verification needed </w:t>
+            </w:r>
+            <w:proofErr w:type="spellStart"/>
+            <w:r>
+              <w:t>get_by_</w:t>
+            </w:r>
+            <w:proofErr w:type="gramStart"/>
+            <w:r>
+              <w:t>id</w:t>
+            </w:r>
+            <w:proofErr w:type="spellEnd"/>
+            <w:r>
+              <w:t>(</w:t>
+            </w:r>
+            <w:proofErr w:type="gramEnd"/>
+            <w:r>
+              <w:t xml:space="preserve">) to </w:t>
+            </w:r>
+            <w:r>
+              <w:lastRenderedPageBreak/>
+              <w:t>check it worked).</w:t>
+            </w:r>
+          </w:p>
         </w:tc>
         <w:tc>
           <w:tcPr>
-            <w:tcW w:w="2520" w:type="dxa"/>
+            <w:tcW w:w="3735" w:type="dxa"/>
           </w:tcPr>
-          <w:p/>
+          <w:p>
+            <w:r>
+              <w:lastRenderedPageBreak/>
+              <w:t>Kept the interface at two methods. Rejected adding list/search/update/delete methods with no current caller (Part F).</w:t>
+            </w:r>
+          </w:p>
         </w:tc>
       </w:tr>
       <w:tr>
         <w:tc>
           <w:tcPr>
-            <w:tcW w:w="2520" w:type="dxa"/>
+            <w:tcW w:w="1101" w:type="dxa"/>
           </w:tcPr>
           <w:p>
             <w:r>
@@ -650,21 +1216,68 @@
         </w:tc>
         <w:tc>
           <w:tcPr>
-            <w:tcW w:w="2520" w:type="dxa"/>
+            <w:tcW w:w="1559" w:type="dxa"/>
           </w:tcPr>
-          <w:p/>
+          <w:p>
+            <w:r>
+              <w:t>Yes</w:t>
+            </w:r>
+          </w:p>
         </w:tc>
         <w:tc>
           <w:tcPr>
-            <w:tcW w:w="2520" w:type="dxa"/>
+            <w:tcW w:w="3685" w:type="dxa"/>
           </w:tcPr>
-          <w:p/>
+          <w:p>
+            <w:proofErr w:type="spellStart"/>
+            <w:proofErr w:type="gramStart"/>
+            <w:r>
+              <w:t>AppointmentService</w:t>
+            </w:r>
+            <w:proofErr w:type="spellEnd"/>
+            <w:proofErr w:type="gramEnd"/>
+            <w:r>
+              <w:t xml:space="preserve"> imports </w:t>
+            </w:r>
+            <w:proofErr w:type="spellStart"/>
+            <w:proofErr w:type="gramStart"/>
+            <w:r>
+              <w:t>smartcare.repositories</w:t>
+            </w:r>
+            <w:proofErr w:type="spellEnd"/>
+            <w:proofErr w:type="gramEnd"/>
+            <w:r>
+              <w:t xml:space="preserve"> (the abstraction), never </w:t>
+            </w:r>
+            <w:proofErr w:type="spellStart"/>
+            <w:proofErr w:type="gramStart"/>
+            <w:r>
+              <w:t>smartcare.persistence</w:t>
+            </w:r>
+            <w:proofErr w:type="spellEnd"/>
+            <w:proofErr w:type="gramEnd"/>
+            <w:r>
+              <w:t xml:space="preserve">. Only presentation/cli.py imports the concrete </w:t>
+            </w:r>
+            <w:proofErr w:type="spellStart"/>
+            <w:r>
+              <w:t>InMemoryAppointmentRepository</w:t>
+            </w:r>
+            <w:proofErr w:type="spellEnd"/>
+            <w:r>
+              <w:t>.</w:t>
+            </w:r>
+          </w:p>
         </w:tc>
         <w:tc>
           <w:tcPr>
-            <w:tcW w:w="2520" w:type="dxa"/>
+            <w:tcW w:w="3735" w:type="dxa"/>
           </w:tcPr>
-          <w:p/>
+          <w:p>
+            <w:r>
+              <w:t>No change needed - checked with an import-direction scan (Part F), which confirmed no reverse or upward imports exist.</w:t>
+            </w:r>
+          </w:p>
         </w:tc>
       </w:tr>
     </w:tbl>
@@ -684,10 +1297,10 @@
       </w:tblPr>
       <w:tblGrid>
         <w:gridCol w:w="2016"/>
-        <w:gridCol w:w="2016"/>
-        <w:gridCol w:w="2016"/>
-        <w:gridCol w:w="2016"/>
-        <w:gridCol w:w="2016"/>
+        <w:gridCol w:w="2055"/>
+        <w:gridCol w:w="1140"/>
+        <w:gridCol w:w="2694"/>
+        <w:gridCol w:w="2214"/>
       </w:tblGrid>
       <w:tr>
         <w:tc>
@@ -702,7 +1315,7 @@
         </w:tc>
         <w:tc>
           <w:tcPr>
-            <w:tcW w:w="2016" w:type="dxa"/>
+            <w:tcW w:w="2055" w:type="dxa"/>
           </w:tcPr>
           <w:p>
             <w:r>
@@ -712,7 +1325,7 @@
         </w:tc>
         <w:tc>
           <w:tcPr>
-            <w:tcW w:w="2016" w:type="dxa"/>
+            <w:tcW w:w="1140" w:type="dxa"/>
           </w:tcPr>
           <w:p>
             <w:r>
@@ -722,7 +1335,7 @@
         </w:tc>
         <w:tc>
           <w:tcPr>
-            <w:tcW w:w="2016" w:type="dxa"/>
+            <w:tcW w:w="2694" w:type="dxa"/>
           </w:tcPr>
           <w:p>
             <w:r>
@@ -732,7 +1345,7 @@
         </w:tc>
         <w:tc>
           <w:tcPr>
-            <w:tcW w:w="2016" w:type="dxa"/>
+            <w:tcW w:w="2214" w:type="dxa"/>
           </w:tcPr>
           <w:p>
             <w:r>
@@ -746,31 +1359,91 @@
           <w:tcPr>
             <w:tcW w:w="2016" w:type="dxa"/>
           </w:tcPr>
-          <w:p/>
+          <w:p>
+            <w:r>
+              <w:t xml:space="preserve">Give Practitioner an </w:t>
+            </w:r>
+            <w:proofErr w:type="spellStart"/>
+            <w:r>
+              <w:t>add_</w:t>
+            </w:r>
+            <w:proofErr w:type="gramStart"/>
+            <w:r>
+              <w:t>appointment</w:t>
+            </w:r>
+            <w:proofErr w:type="spellEnd"/>
+            <w:r>
+              <w:t>(</w:t>
+            </w:r>
+            <w:proofErr w:type="gramEnd"/>
+            <w:r>
+              <w:t>) method instead of exposing appointments as a public list</w:t>
+            </w:r>
+          </w:p>
         </w:tc>
         <w:tc>
           <w:tcPr>
-            <w:tcW w:w="2016" w:type="dxa"/>
+            <w:tcW w:w="2055" w:type="dxa"/>
           </w:tcPr>
-          <w:p/>
+          <w:p>
+            <w:r>
+              <w:t>Yes - Service needed to link a new appointment somewhere, and the list had no leading underscore at all</w:t>
+            </w:r>
+          </w:p>
         </w:tc>
         <w:tc>
           <w:tcPr>
-            <w:tcW w:w="2016" w:type="dxa"/>
+            <w:tcW w:w="1140" w:type="dxa"/>
           </w:tcPr>
-          <w:p/>
+          <w:p>
+            <w:r>
+              <w:t>Accepted</w:t>
+            </w:r>
+          </w:p>
         </w:tc>
         <w:tc>
           <w:tcPr>
-            <w:tcW w:w="2016" w:type="dxa"/>
+            <w:tcW w:w="2694" w:type="dxa"/>
           </w:tcPr>
-          <w:p/>
+          <w:p>
+            <w:r>
+              <w:t>Directly fixes a concrete problem; small, matches existing style.</w:t>
+            </w:r>
+          </w:p>
         </w:tc>
         <w:tc>
           <w:tcPr>
-            <w:tcW w:w="2016" w:type="dxa"/>
+            <w:tcW w:w="2214" w:type="dxa"/>
           </w:tcPr>
-          <w:p/>
+          <w:p>
+            <w:r>
+              <w:t xml:space="preserve">verify_stage5.py: appending to the tuple raises </w:t>
+            </w:r>
+            <w:proofErr w:type="spellStart"/>
+            <w:r>
+              <w:t>AttributeError</w:t>
+            </w:r>
+            <w:proofErr w:type="spellEnd"/>
+            <w:r>
+              <w:t xml:space="preserve">; </w:t>
+            </w:r>
+            <w:proofErr w:type="spellStart"/>
+            <w:r>
+              <w:t>add_</w:t>
+            </w:r>
+            <w:proofErr w:type="gramStart"/>
+            <w:r>
+              <w:t>appointment</w:t>
+            </w:r>
+            <w:proofErr w:type="spellEnd"/>
+            <w:r>
+              <w:t>(</w:t>
+            </w:r>
+            <w:proofErr w:type="gramEnd"/>
+            <w:r>
+              <w:t>) type-checks its argument.</w:t>
+            </w:r>
+          </w:p>
         </w:tc>
       </w:tr>
       <w:tr>
@@ -778,31 +1451,51 @@
           <w:tcPr>
             <w:tcW w:w="2016" w:type="dxa"/>
           </w:tcPr>
-          <w:p/>
+          <w:p>
+            <w:r>
+              <w:t>The module-level id counter is hidden global state and will keep climbing across unrelated tests in the same process</w:t>
+            </w:r>
+          </w:p>
         </w:tc>
         <w:tc>
           <w:tcPr>
-            <w:tcW w:w="2016" w:type="dxa"/>
+            <w:tcW w:w="2055" w:type="dxa"/>
           </w:tcPr>
-          <w:p/>
+          <w:p>
+            <w:r>
+              <w:t>Yes - the first working version used a module-level counter</w:t>
+            </w:r>
+          </w:p>
         </w:tc>
         <w:tc>
           <w:tcPr>
-            <w:tcW w:w="2016" w:type="dxa"/>
+            <w:tcW w:w="1140" w:type="dxa"/>
           </w:tcPr>
-          <w:p/>
+          <w:p>
+            <w:r>
+              <w:t>Modified</w:t>
+            </w:r>
+          </w:p>
         </w:tc>
         <w:tc>
           <w:tcPr>
-            <w:tcW w:w="2016" w:type="dxa"/>
+            <w:tcW w:w="2694" w:type="dxa"/>
           </w:tcPr>
-          <w:p/>
+          <w:p>
+            <w:r>
+              <w:t>The concern is real, but a full ID-generation service would be overkill; made the generator an injectable constructor parameter with the same counter as its default.</w:t>
+            </w:r>
+          </w:p>
         </w:tc>
         <w:tc>
           <w:tcPr>
-            <w:tcW w:w="2016" w:type="dxa"/>
+            <w:tcW w:w="2214" w:type="dxa"/>
           </w:tcPr>
-          <w:p/>
+          <w:p>
+            <w:r>
+              <w:t>verify_stage5.py: a test injects a fixed generator and gets predictable ids ('FIXED-1').</w:t>
+            </w:r>
+          </w:p>
         </w:tc>
       </w:tr>
       <w:tr>
@@ -810,31 +1503,59 @@
           <w:tcPr>
             <w:tcW w:w="2016" w:type="dxa"/>
           </w:tcPr>
-          <w:p/>
+          <w:p>
+            <w:r>
+              <w:t>Split the Repository into separate Read and Write interfaces (CQRS-style)</w:t>
+            </w:r>
+          </w:p>
         </w:tc>
         <w:tc>
           <w:tcPr>
-            <w:tcW w:w="2016" w:type="dxa"/>
+            <w:tcW w:w="2055" w:type="dxa"/>
           </w:tcPr>
-          <w:p/>
+          <w:p>
+            <w:r>
+              <w:t>No - there is one use case (booking) and two methods total</w:t>
+            </w:r>
+          </w:p>
         </w:tc>
         <w:tc>
           <w:tcPr>
-            <w:tcW w:w="2016" w:type="dxa"/>
+            <w:tcW w:w="1140" w:type="dxa"/>
           </w:tcPr>
-          <w:p/>
+          <w:p>
+            <w:r>
+              <w:t>Rejected</w:t>
+            </w:r>
+          </w:p>
         </w:tc>
         <w:tc>
           <w:tcPr>
-            <w:tcW w:w="2016" w:type="dxa"/>
+            <w:tcW w:w="2694" w:type="dxa"/>
           </w:tcPr>
-          <w:p/>
+          <w:p>
+            <w:r>
+              <w:t>Nothing currently reads and writes at different rates or through different paths; two methods do not need splitting into two interfaces.</w:t>
+            </w:r>
+          </w:p>
         </w:tc>
         <w:tc>
           <w:tcPr>
-            <w:tcW w:w="2016" w:type="dxa"/>
+            <w:tcW w:w="2214" w:type="dxa"/>
           </w:tcPr>
-          <w:p/>
+          <w:p>
+            <w:r>
+              <w:t xml:space="preserve">Re-read the current use cases: only </w:t>
+            </w:r>
+            <w:proofErr w:type="spellStart"/>
+            <w:r>
+              <w:t>book_appointment</w:t>
+            </w:r>
+            <w:proofErr w:type="spellEnd"/>
+            <w:r>
+              <w:t xml:space="preserve"> and the verification's lookup exist.</w:t>
+            </w:r>
+          </w:p>
         </w:tc>
       </w:tr>
       <w:tr>
@@ -842,31 +1563,56 @@
           <w:tcPr>
             <w:tcW w:w="2016" w:type="dxa"/>
           </w:tcPr>
-          <w:p/>
+          <w:p>
+            <w:proofErr w:type="gramStart"/>
+            <w:r>
+              <w:t>Introduce</w:t>
+            </w:r>
+            <w:proofErr w:type="gramEnd"/>
+            <w:r>
+              <w:t xml:space="preserve"> a dependency-injection framework to wire Service and Repository together</w:t>
+            </w:r>
+          </w:p>
         </w:tc>
         <w:tc>
           <w:tcPr>
-            <w:tcW w:w="2016" w:type="dxa"/>
+            <w:tcW w:w="2055" w:type="dxa"/>
           </w:tcPr>
-          <w:p/>
+          <w:p>
+            <w:r>
+              <w:t>No - one composition root (presentation/cli.py) already does this in three lines</w:t>
+            </w:r>
+          </w:p>
         </w:tc>
         <w:tc>
           <w:tcPr>
-            <w:tcW w:w="2016" w:type="dxa"/>
+            <w:tcW w:w="1140" w:type="dxa"/>
           </w:tcPr>
-          <w:p/>
+          <w:p>
+            <w:r>
+              <w:t>Rejected</w:t>
+            </w:r>
+          </w:p>
         </w:tc>
         <w:tc>
           <w:tcPr>
-            <w:tcW w:w="2016" w:type="dxa"/>
+            <w:tcW w:w="2694" w:type="dxa"/>
           </w:tcPr>
-          <w:p/>
+          <w:p>
+            <w:r>
+              <w:t>Matches the suggested prompt's own instruction not to introduce frameworks unless current requirements justify them; a framework would add indirection with nothing to configure yet.</w:t>
+            </w:r>
+          </w:p>
         </w:tc>
         <w:tc>
           <w:tcPr>
-            <w:tcW w:w="2016" w:type="dxa"/>
+            <w:tcW w:w="2214" w:type="dxa"/>
           </w:tcPr>
-          <w:p/>
+          <w:p>
+            <w:r>
+              <w:t>Counted the wiring code: 3 lines in cli.py, no configuration variation exists to justify a framework.</w:t>
+            </w:r>
+          </w:p>
         </w:tc>
       </w:tr>
       <w:tr>
@@ -874,31 +1620,51 @@
           <w:tcPr>
             <w:tcW w:w="2016" w:type="dxa"/>
           </w:tcPr>
-          <w:p/>
+          <w:p>
+            <w:r>
+              <w:t>Split the system into microservices with an event bus between them</w:t>
+            </w:r>
+          </w:p>
         </w:tc>
         <w:tc>
           <w:tcPr>
-            <w:tcW w:w="2016" w:type="dxa"/>
+            <w:tcW w:w="2055" w:type="dxa"/>
           </w:tcPr>
-          <w:p/>
+          <w:p>
+            <w:r>
+              <w:t>No - this is a single small in-process program with one process and one developer</w:t>
+            </w:r>
+          </w:p>
         </w:tc>
         <w:tc>
           <w:tcPr>
-            <w:tcW w:w="2016" w:type="dxa"/>
+            <w:tcW w:w="1140" w:type="dxa"/>
           </w:tcPr>
-          <w:p/>
+          <w:p>
+            <w:r>
+              <w:t>Rejected</w:t>
+            </w:r>
+          </w:p>
         </w:tc>
         <w:tc>
           <w:tcPr>
-            <w:tcW w:w="2016" w:type="dxa"/>
+            <w:tcW w:w="2694" w:type="dxa"/>
           </w:tcPr>
-          <w:p/>
+          <w:p>
+            <w:r>
+              <w:t>No requirement mentions scale, independent deployment or multiple teams; this is exactly the over-engineering the suggested prompt asks to avoid.</w:t>
+            </w:r>
+          </w:p>
         </w:tc>
         <w:tc>
           <w:tcPr>
-            <w:tcW w:w="2016" w:type="dxa"/>
+            <w:tcW w:w="2214" w:type="dxa"/>
           </w:tcPr>
-          <w:p/>
+          <w:p>
+            <w:r>
+              <w:t>Checked FR-01 to FR-09 and the client brief: nothing implies more than one deployable unit.</w:t>
+            </w:r>
+          </w:p>
         </w:tc>
       </w:tr>
       <w:tr>
@@ -906,31 +1672,63 @@
           <w:tcPr>
             <w:tcW w:w="2016" w:type="dxa"/>
           </w:tcPr>
-          <w:p/>
+          <w:p>
+            <w:r>
+              <w:t>Give every class its own interface</w:t>
+            </w:r>
+          </w:p>
         </w:tc>
         <w:tc>
           <w:tcPr>
-            <w:tcW w:w="2016" w:type="dxa"/>
+            <w:tcW w:w="2055" w:type="dxa"/>
           </w:tcPr>
-          <w:p/>
+          <w:p>
+            <w:r>
+              <w:t>No - only Repository currently has more than one (potential) implementation</w:t>
+            </w:r>
+          </w:p>
         </w:tc>
         <w:tc>
           <w:tcPr>
-            <w:tcW w:w="2016" w:type="dxa"/>
+            <w:tcW w:w="1140" w:type="dxa"/>
           </w:tcPr>
-          <w:p/>
+          <w:p>
+            <w:r>
+              <w:t>Rejected</w:t>
+            </w:r>
+          </w:p>
         </w:tc>
         <w:tc>
           <w:tcPr>
-            <w:tcW w:w="2016" w:type="dxa"/>
+            <w:tcW w:w="2694" w:type="dxa"/>
           </w:tcPr>
-          <w:p/>
+          <w:p>
+            <w:r>
+              <w:t>An interface with one implementation and no planned second one adds a layer of indirection for no benefit (also raised directly in the Tutorial, Activity 3).</w:t>
+            </w:r>
+          </w:p>
         </w:tc>
         <w:tc>
           <w:tcPr>
-            <w:tcW w:w="2016" w:type="dxa"/>
+            <w:tcW w:w="2214" w:type="dxa"/>
           </w:tcPr>
-          <w:p/>
+          <w:p>
+            <w:r>
+              <w:t xml:space="preserve">Checked: Patient, Practitioner, Appointment and </w:t>
+            </w:r>
+            <w:proofErr w:type="spellStart"/>
+            <w:r>
+              <w:t>AppointmentService</w:t>
+            </w:r>
+            <w:proofErr w:type="spellEnd"/>
+            <w:r>
+              <w:t xml:space="preserve"> each have exactly one implementation and </w:t>
+            </w:r>
+            <w:r>
+              <w:lastRenderedPageBreak/>
+              <w:t>no swapping requirement.</w:t>
+            </w:r>
+          </w:p>
         </w:tc>
       </w:tr>
     </w:tbl>
@@ -946,7 +1744,7 @@
 </file>
 
 <file path=word/numbering.xml><?xml version="1.0" encoding="utf-8"?>
-<w:numbering xmlns:wpc="http://schemas.microsoft.com/office/word/2010/wordprocessingCanvas" xmlns:cx="http://schemas.microsoft.com/office/drawing/2014/chartex" xmlns:cx1="http://schemas.microsoft.com/office/drawing/2015/9/8/chartex" xmlns:cx2="http://schemas.microsoft.com/office/drawing/2015/10/21/chartex" xmlns:cx3="http://schemas.microsoft.com/office/drawing/2016/5/9/chartex" xmlns:cx4="http://schemas.microsoft.com/office/drawing/2016/5/10/chartex" xmlns:cx5="http://schemas.microsoft.com/office/drawing/2016/5/11/chartex" xmlns:cx6="http://schemas.microsoft.com/office/drawing/2016/5/12/chartex" xmlns:cx7="http://schemas.microsoft.com/office/drawing/2016/5/13/chartex" xmlns:cx8="http://schemas.microsoft.com/office/drawing/2016/5/14/chartex" xmlns:mc="http://schemas.openxmlformats.org/markup-compatibility/2006" xmlns:aink="http://schemas.microsoft.com/office/drawing/2016/ink" xmlns:am3d="http://schemas.microsoft.com/office/drawing/2017/model3d" xmlns:o="urn:schemas-microsoft-com:office:office" xmlns:oel="http://schemas.microsoft.com/office/2019/extlst" xmlns:r="http://schemas.openxmlformats.org/officeDocument/2006/relationships" xmlns:m="http://schemas.openxmlformats.org/officeDocument/2006/math" xmlns:v="urn:schemas-microsoft-com:vml" xmlns:wp14="http://schemas.microsoft.com/office/word/2010/wordprocessingDrawing" xmlns:wp="http://schemas.openxmlformats.org/drawingml/2006/wordprocessingDrawing" xmlns:w10="urn:schemas-microsoft-com:office:word" xmlns:w="http://schemas.openxmlformats.org/wordprocessingml/2006/main" xmlns:w14="http://schemas.microsoft.com/office/word/2010/wordml" xmlns:w15="http://schemas.microsoft.com/office/word/2012/wordml" xmlns:w16cei="http://schemas.microsoft.com/office/word/2026/wordml/cei" xmlns:w16cex="http://schemas.microsoft.com/office/word/2018/wordml/cex" xmlns:w16cid="http://schemas.microsoft.com/office/word/2016/wordml/cid" xmlns:w16="http://schemas.microsoft.com/office/word/2018/wordml" xmlns:w16du="http://schemas.microsoft.com/office/word/2023/wordml/word16du" xmlns:w16sdtdh="http://schemas.microsoft.com/office/word/2020/wordml/sdtdatahash" xmlns:w16sdtfl="http://schemas.microsoft.com/office/word/2024/wordml/sdtformatlock" xmlns:w16se="http://schemas.microsoft.com/office/word/2015/wordml/symex" xmlns:wpg="http://schemas.microsoft.com/office/word/2010/wordprocessingGroup" xmlns:wpi="http://schemas.microsoft.com/office/word/2010/wordprocessingInk" xmlns:wne="http://schemas.microsoft.com/office/word/2006/wordml" xmlns:wps="http://schemas.microsoft.com/office/word/2010/wordprocessingShape" mc:Ignorable="w14 w15 w16se w16cid w16 w16cex w16sdtdh w16sdtfl w16du wp14">
+<w:numbering xmlns:wpc="http://schemas.microsoft.com/office/word/2010/wordprocessingCanvas" xmlns:cx="http://schemas.microsoft.com/office/drawing/2014/chartex" xmlns:cx1="http://schemas.microsoft.com/office/drawing/2015/9/8/chartex" xmlns:cx2="http://schemas.microsoft.com/office/drawing/2015/10/21/chartex" xmlns:cx3="http://schemas.microsoft.com/office/drawing/2016/5/9/chartex" xmlns:cx4="http://schemas.microsoft.com/office/drawing/2016/5/10/chartex" xmlns:cx5="http://schemas.microsoft.com/office/drawing/2016/5/11/chartex" xmlns:cx6="http://schemas.microsoft.com/office/drawing/2016/5/12/chartex" xmlns:cx7="http://schemas.microsoft.com/office/drawing/2016/5/13/chartex" xmlns:cx8="http://schemas.microsoft.com/office/drawing/2016/5/14/chartex" xmlns:mc="http://schemas.openxmlformats.org/markup-compatibility/2006" xmlns:aink="http://schemas.microsoft.com/office/drawing/2016/ink" xmlns:am3d="http://schemas.microsoft.com/office/drawing/2017/model3d" xmlns:o="urn:schemas-microsoft-com:office:office" xmlns:oel="http://schemas.microsoft.com/office/2019/extlst" xmlns:r="http://schemas.openxmlformats.org/officeDocument/2006/relationships" xmlns:m="http://schemas.openxmlformats.org/officeDocument/2006/math" xmlns:v="urn:schemas-microsoft-com:vml" xmlns:wp14="http://schemas.microsoft.com/office/word/2010/wordprocessingDrawing" xmlns:wp="http://schemas.openxmlformats.org/drawingml/2006/wordprocessingDrawing" xmlns:w10="urn:schemas-microsoft-com:office:word" xmlns:w="http://schemas.openxmlformats.org/wordprocessingml/2006/main" xmlns:w14="http://schemas.microsoft.com/office/word/2010/wordml" xmlns:w15="http://schemas.microsoft.com/office/word/2012/wordml" xmlns:w16cex="http://schemas.microsoft.com/office/word/2018/wordml/cex" xmlns:w16cid="http://schemas.microsoft.com/office/word/2016/wordml/cid" xmlns:w16="http://schemas.microsoft.com/office/word/2018/wordml" xmlns:w16du="http://schemas.microsoft.com/office/word/2023/wordml/word16du" xmlns:w16sdtdh="http://schemas.microsoft.com/office/word/2020/wordml/sdtdatahash" xmlns:w16sdtfl="http://schemas.microsoft.com/office/word/2024/wordml/sdtformatlock" xmlns:w16se="http://schemas.microsoft.com/office/word/2015/wordml/symex" xmlns:wpg="http://schemas.microsoft.com/office/word/2010/wordprocessingGroup" xmlns:wpi="http://schemas.microsoft.com/office/word/2010/wordprocessingInk" xmlns:wne="http://schemas.microsoft.com/office/word/2006/wordml" xmlns:wps="http://schemas.microsoft.com/office/word/2010/wordprocessingShape" mc:Ignorable="w14 w15 w16se w16cid w16 w16cex w16sdtdh w16sdtfl w16du wp14">
   <w:abstractNum w:abstractNumId="0" w15:restartNumberingAfterBreak="0">
     <w:nsid w:val="FFFFFF7C"/>
     <w:multiLevelType w:val="singleLevel"/>
